--- a/assets/Cover Pages/Quiz_Title_Page.docx
+++ b/assets/Cover Pages/Quiz_Title_Page.docx
@@ -1120,13 +1120,6 @@
         </w:tc>
       </w:tr>
     </w:tbl>
-    <w:p>
-      <w:pPr>
-        <w:rPr>
-          <w:rFonts w:ascii="Times New Roman" w:hAnsi="Times New Roman" w:cs="Times New Roman"/>
-        </w:rPr>
-      </w:pPr>
-    </w:p>
     <w:p>
       <w:pPr>
         <w:rPr>
